--- a/모범답안_x1-s5-pilot-design.docx
+++ b/모범답안_x1-s5-pilot-design.docx
@@ -4,7 +4,7 @@
   <w:body>
     <w:p>
       <w:pPr>
-        <w:spacing w:before="0" w:after="80"/>
+        <w:spacing w:after="80"/>
         <w:jc w:val="center"/>
       </w:pPr>
       <w:r>
@@ -15,7 +15,7 @@
           <w:sz w:val="40"/>
           <w:rFonts w:eastAsia="맑은 고딕"/>
         </w:rPr>
-        <w:t>X1-S5: 파일럿 설계서 — 모범 답안</w:t>
+        <w:t>X1-S5: 파일럿 설계서 — 모범 답안 (보고서 형식)</w:t>
       </w:r>
     </w:p>
     <w:p>
@@ -28,26 +28,25 @@
           <w:rFonts w:ascii="맑은 고딕" w:hAnsi="맑은 고딕"/>
           <w:b w:val="0"/>
           <w:color w:val="777777"/>
-          <w:sz w:val="22"/>
+          <w:sz w:val="21"/>
           <w:rFonts w:eastAsia="맑은 고딕"/>
         </w:rPr>
-        <w:t>KOREATECH 제조AI 교육과정 v1.6.15 | 교수자 배포용</w:t>
+        <w:t>KOREATECH 제조AI v1.6.15 | 교수자 배포용</w:t>
       </w:r>
     </w:p>
-    <w:p/>
     <w:p>
       <w:pPr>
-        <w:spacing w:before="240" w:after="80"/>
+        <w:spacing w:before="280" w:after="80"/>
       </w:pPr>
       <w:r>
         <w:rPr>
           <w:rFonts w:ascii="맑은 고딕" w:hAnsi="맑은 고딕"/>
           <w:b/>
           <w:color w:val="1A73E8"/>
-          <w:sz w:val="32"/>
+          <w:sz w:val="34"/>
           <w:rFonts w:eastAsia="맑은 고딕"/>
         </w:rPr>
-        <w:t>📒 노트북 — 파일럿 설계서 작성</w:t>
+        <w:t>📋 과제 A — 자신의 현장 문제 정의</w:t>
       </w:r>
     </w:p>
     <w:p>
@@ -62,129 +61,406 @@
           <w:sz w:val="16"/>
           <w:rFonts w:eastAsia="맑은 고딕"/>
         </w:rPr>
-        <w:t>────────────────────────────────────────────────────────────</w:t>
+        <w:t>──────────────────────────────────────────────────────────</w:t>
       </w:r>
     </w:p>
     <w:p>
       <w:pPr>
-        <w:spacing w:before="240" w:after="80"/>
+        <w:spacing w:after="80"/>
       </w:pPr>
       <w:r>
         <w:rPr>
           <w:rFonts w:ascii="맑은 고딕" w:hAnsi="맑은 고딕"/>
-          <w:b/>
-          <w:color w:val="34A853"/>
-          <w:sz w:val="26"/>
+          <w:b w:val="0"/>
+          <w:sz w:val="21"/>
           <w:rFonts w:eastAsia="맑은 고딕"/>
         </w:rPr>
-        <w:t>과제 A (필수) — 자신의 현장 문제 정의 예시</w:t>
+        <w:t>아래는 '용접 공정'을 선택한 모범 답안 예시입니다.</w:t>
       </w:r>
     </w:p>
+    <w:p/>
     <w:p>
       <w:pPr>
-        <w:spacing w:before="120" w:after="40"/>
-      </w:pPr>
-      <w:r>
-        <w:rPr>
-          <w:rFonts w:ascii="맑은 고딕" w:hAnsi="맑은 고딕"/>
-          <w:b/>
-          <w:color w:val="1976D2"/>
-          <w:sz w:val="22"/>
-          <w:rFonts w:eastAsia="맑은 고딕"/>
-        </w:rPr>
-        <w:t>▶ 모범 코드</w:t>
-      </w:r>
-    </w:p>
-    <w:p>
-      <w:pPr>
-        <w:spacing w:before="40" w:after="120"/>
-        <w:ind w:left="283"/>
-        <w:shd w:val="clear" w:color="auto" w:fill="F3F4F6"/>
-      </w:pPr>
-      <w:r>
-        <w:rPr>
-          <w:rFonts w:ascii="Courier New" w:hAnsi="Courier New"/>
-          <w:sz w:val="19"/>
-        </w:rPr>
-        <w:t># 용접 공정 예시</w:t>
-        <w:br/>
-        <w:t>문제정의 = [</w:t>
-        <w:br/>
-        <w:t xml:space="preserve">    {'현상': '매월 용접 불량이 15건 발생 (불량률 2.5%)',</w:t>
-        <w:br/>
-        <w:t xml:space="preserve">     '원인(추정)': '전류·전압 변동으로 용접 깊이 불균일',</w:t>
-        <w:br/>
-        <w:t xml:space="preserve">     '목표': '센서 모니터링 AI로 불량률 1.0% 이하 달성'},</w:t>
-        <w:br/>
-        <w:t xml:space="preserve">    {'현상': '용접 후 X-Ray 검사에서 기공 불량 10% 발생',</w:t>
-        <w:br/>
-        <w:t xml:space="preserve">     '원인(추정)': '용접 속도 과다로 가스 미방출',</w:t>
-        <w:br/>
-        <w:t xml:space="preserve">     '목표': '속도 최적화 모델로 기공 불량 5% 미만 달성'},</w:t>
-        <w:br/>
-        <w:t xml:space="preserve">    {'현상': '월 평균 3건의 용접 로봇 비계획 정지',</w:t>
-        <w:br/>
-        <w:t xml:space="preserve">     '원인(추정)': '토치 마모 미감지로 인한 갑작스러운 고장',</w:t>
-        <w:br/>
-        <w:t xml:space="preserve">     '목표': '예지보전 모델로 계획 정지만 허용, 비계획 정지 0건 목표'},</w:t>
-        <w:br/>
-        <w:t>]</w:t>
-        <w:br/>
-        <w:t>for i, item in enumerate(문제정의, 1):</w:t>
-        <w:br/>
-        <w:t xml:space="preserve">    print(f'\n[문제 {i}]')</w:t>
-        <w:br/>
-        <w:t xml:space="preserve">    for k, v in item.items():</w:t>
-        <w:br/>
-        <w:t xml:space="preserve">        print(f'  {k}: {v}')</w:t>
-      </w:r>
-    </w:p>
-    <w:p>
-      <w:pPr>
-        <w:spacing w:before="120" w:after="40"/>
+        <w:spacing w:before="200" w:after="60"/>
       </w:pPr>
       <w:r>
         <w:rPr>
           <w:rFonts w:ascii="맑은 고딕" w:hAnsi="맑은 고딕"/>
           <w:b/>
           <w:color w:val="0D652D"/>
-          <w:sz w:val="22"/>
+          <w:sz w:val="26"/>
           <w:rFonts w:eastAsia="맑은 고딕"/>
         </w:rPr>
-        <w:t>▶ 예상 출력</w:t>
+        <w:t>[문제 1]</w:t>
       </w:r>
     </w:p>
     <w:p>
       <w:pPr>
-        <w:spacing w:before="40" w:after="160"/>
-        <w:ind w:left="283"/>
-        <w:shd w:val="clear" w:color="auto" w:fill="EBF3FF"/>
+        <w:spacing w:after="80"/>
+      </w:pPr>
+      <w:r>
+        <w:rPr>
+          <w:rFonts w:ascii="맑은 고딕" w:hAnsi="맑은 고딕"/>
+          <w:b/>
+          <w:color w:val="1A73E8"/>
+          <w:sz w:val="22"/>
+          <w:rFonts w:eastAsia="맑은 고딕"/>
+        </w:rPr>
+        <w:t xml:space="preserve">현상: </w:t>
+      </w:r>
+      <w:r>
+        <w:rPr>
+          <w:rFonts w:ascii="맑은 고딕" w:hAnsi="맑은 고딕"/>
+          <w:b w:val="0"/>
+          <w:sz w:val="22"/>
+          <w:rFonts w:eastAsia="맑은 고딕"/>
+        </w:rPr>
+        <w:t>매월 용접 불량 15건 (불량률 2.5%)</w:t>
+      </w:r>
+    </w:p>
+    <w:p>
+      <w:pPr>
+        <w:spacing w:after="80"/>
+      </w:pPr>
+      <w:r>
+        <w:rPr>
+          <w:rFonts w:ascii="맑은 고딕" w:hAnsi="맑은 고딕"/>
+          <w:b/>
+          <w:color w:val="1A73E8"/>
+          <w:sz w:val="22"/>
+          <w:rFonts w:eastAsia="맑은 고딕"/>
+        </w:rPr>
+        <w:t xml:space="preserve">원인(추정): </w:t>
+      </w:r>
+      <w:r>
+        <w:rPr>
+          <w:rFonts w:ascii="맑은 고딕" w:hAnsi="맑은 고딕"/>
+          <w:b w:val="0"/>
+          <w:sz w:val="22"/>
+          <w:rFonts w:eastAsia="맑은 고딕"/>
+        </w:rPr>
+        <w:t>전류·전압 변동으로 용접 깊이 불균일</w:t>
+      </w:r>
+    </w:p>
+    <w:p>
+      <w:pPr>
+        <w:spacing w:after="80"/>
+      </w:pPr>
+      <w:r>
+        <w:rPr>
+          <w:rFonts w:ascii="맑은 고딕" w:hAnsi="맑은 고딕"/>
+          <w:b/>
+          <w:color w:val="1A73E8"/>
+          <w:sz w:val="22"/>
+          <w:rFonts w:eastAsia="맑은 고딕"/>
+        </w:rPr>
+        <w:t xml:space="preserve">목표: </w:t>
+      </w:r>
+      <w:r>
+        <w:rPr>
+          <w:rFonts w:ascii="맑은 고딕" w:hAnsi="맑은 고딕"/>
+          <w:b w:val="0"/>
+          <w:sz w:val="22"/>
+          <w:rFonts w:eastAsia="맑은 고딕"/>
+        </w:rPr>
+        <w:t>센서 모니터링 AI → 불량률 1.0% 이하</w:t>
+      </w:r>
+    </w:p>
+    <w:p/>
+    <w:p>
+      <w:pPr>
+        <w:spacing w:before="200" w:after="60"/>
+      </w:pPr>
+      <w:r>
+        <w:rPr>
+          <w:rFonts w:ascii="맑은 고딕" w:hAnsi="맑은 고딕"/>
+          <w:b/>
+          <w:color w:val="0D652D"/>
+          <w:sz w:val="26"/>
+          <w:rFonts w:eastAsia="맑은 고딕"/>
+        </w:rPr>
+        <w:t>[문제 2]</w:t>
+      </w:r>
+    </w:p>
+    <w:p>
+      <w:pPr>
+        <w:spacing w:after="80"/>
+      </w:pPr>
+      <w:r>
+        <w:rPr>
+          <w:rFonts w:ascii="맑은 고딕" w:hAnsi="맑은 고딕"/>
+          <w:b/>
+          <w:color w:val="1A73E8"/>
+          <w:sz w:val="22"/>
+          <w:rFonts w:eastAsia="맑은 고딕"/>
+        </w:rPr>
+        <w:t xml:space="preserve">현상: </w:t>
+      </w:r>
+      <w:r>
+        <w:rPr>
+          <w:rFonts w:ascii="맑은 고딕" w:hAnsi="맑은 고딕"/>
+          <w:b w:val="0"/>
+          <w:sz w:val="22"/>
+          <w:rFonts w:eastAsia="맑은 고딕"/>
+        </w:rPr>
+        <w:t>용접 후 X-Ray 검사에서 기공 불량 10%</w:t>
+      </w:r>
+    </w:p>
+    <w:p>
+      <w:pPr>
+        <w:spacing w:after="80"/>
+      </w:pPr>
+      <w:r>
+        <w:rPr>
+          <w:rFonts w:ascii="맑은 고딕" w:hAnsi="맑은 고딕"/>
+          <w:b/>
+          <w:color w:val="1A73E8"/>
+          <w:sz w:val="22"/>
+          <w:rFonts w:eastAsia="맑은 고딕"/>
+        </w:rPr>
+        <w:t xml:space="preserve">원인(추정): </w:t>
+      </w:r>
+      <w:r>
+        <w:rPr>
+          <w:rFonts w:ascii="맑은 고딕" w:hAnsi="맑은 고딕"/>
+          <w:b w:val="0"/>
+          <w:sz w:val="22"/>
+          <w:rFonts w:eastAsia="맑은 고딕"/>
+        </w:rPr>
+        <w:t>용접 속도 과다로 가스 미방출</w:t>
+      </w:r>
+    </w:p>
+    <w:p>
+      <w:pPr>
+        <w:spacing w:after="80"/>
+      </w:pPr>
+      <w:r>
+        <w:rPr>
+          <w:rFonts w:ascii="맑은 고딕" w:hAnsi="맑은 고딕"/>
+          <w:b/>
+          <w:color w:val="1A73E8"/>
+          <w:sz w:val="22"/>
+          <w:rFonts w:eastAsia="맑은 고딕"/>
+        </w:rPr>
+        <w:t xml:space="preserve">목표: </w:t>
+      </w:r>
+      <w:r>
+        <w:rPr>
+          <w:rFonts w:ascii="맑은 고딕" w:hAnsi="맑은 고딕"/>
+          <w:b w:val="0"/>
+          <w:sz w:val="22"/>
+          <w:rFonts w:eastAsia="맑은 고딕"/>
+        </w:rPr>
+        <w:t>속도 최적화 모델 → 기공 불량 5% 미만</w:t>
+      </w:r>
+    </w:p>
+    <w:p/>
+    <w:p>
+      <w:pPr>
+        <w:spacing w:before="200" w:after="60"/>
+      </w:pPr>
+      <w:r>
+        <w:rPr>
+          <w:rFonts w:ascii="맑은 고딕" w:hAnsi="맑은 고딕"/>
+          <w:b/>
+          <w:color w:val="0D652D"/>
+          <w:sz w:val="26"/>
+          <w:rFonts w:eastAsia="맑은 고딕"/>
+        </w:rPr>
+        <w:t>[문제 3]</w:t>
+      </w:r>
+    </w:p>
+    <w:p>
+      <w:pPr>
+        <w:spacing w:after="80"/>
+      </w:pPr>
+      <w:r>
+        <w:rPr>
+          <w:rFonts w:ascii="맑은 고딕" w:hAnsi="맑은 고딕"/>
+          <w:b/>
+          <w:color w:val="1A73E8"/>
+          <w:sz w:val="22"/>
+          <w:rFonts w:eastAsia="맑은 고딕"/>
+        </w:rPr>
+        <w:t xml:space="preserve">현상: </w:t>
+      </w:r>
+      <w:r>
+        <w:rPr>
+          <w:rFonts w:ascii="맑은 고딕" w:hAnsi="맑은 고딕"/>
+          <w:b w:val="0"/>
+          <w:sz w:val="22"/>
+          <w:rFonts w:eastAsia="맑은 고딕"/>
+        </w:rPr>
+        <w:t>월 평균 3건 용접 로봇 비계획 정지</w:t>
+      </w:r>
+    </w:p>
+    <w:p>
+      <w:pPr>
+        <w:spacing w:after="80"/>
+      </w:pPr>
+      <w:r>
+        <w:rPr>
+          <w:rFonts w:ascii="맑은 고딕" w:hAnsi="맑은 고딕"/>
+          <w:b/>
+          <w:color w:val="1A73E8"/>
+          <w:sz w:val="22"/>
+          <w:rFonts w:eastAsia="맑은 고딕"/>
+        </w:rPr>
+        <w:t xml:space="preserve">원인(추정): </w:t>
+      </w:r>
+      <w:r>
+        <w:rPr>
+          <w:rFonts w:ascii="맑은 고딕" w:hAnsi="맑은 고딕"/>
+          <w:b w:val="0"/>
+          <w:sz w:val="22"/>
+          <w:rFonts w:eastAsia="맑은 고딕"/>
+        </w:rPr>
+        <w:t>토치 마모 미감지로 인한 갑작스런 고장</w:t>
+      </w:r>
+    </w:p>
+    <w:p>
+      <w:pPr>
+        <w:spacing w:after="80"/>
+      </w:pPr>
+      <w:r>
+        <w:rPr>
+          <w:rFonts w:ascii="맑은 고딕" w:hAnsi="맑은 고딕"/>
+          <w:b/>
+          <w:color w:val="1A73E8"/>
+          <w:sz w:val="22"/>
+          <w:rFonts w:eastAsia="맑은 고딕"/>
+        </w:rPr>
+        <w:t xml:space="preserve">목표: </w:t>
+      </w:r>
+      <w:r>
+        <w:rPr>
+          <w:rFonts w:ascii="맑은 고딕" w:hAnsi="맑은 고딕"/>
+          <w:b w:val="0"/>
+          <w:sz w:val="22"/>
+          <w:rFonts w:eastAsia="맑은 고딕"/>
+        </w:rPr>
+        <w:t>예지보전 모델 → 비계획 정지 0건</w:t>
+      </w:r>
+    </w:p>
+    <w:p/>
+    <w:p>
+      <w:pPr>
+        <w:spacing w:before="280" w:after="80"/>
+      </w:pPr>
+      <w:r>
+        <w:rPr>
+          <w:rFonts w:ascii="맑은 고딕" w:hAnsi="맑은 고딕"/>
+          <w:b/>
+          <w:color w:val="1A73E8"/>
+          <w:sz w:val="34"/>
+          <w:rFonts w:eastAsia="맑은 고딕"/>
+        </w:rPr>
+        <w:t>📋 과제 B — ROI 파라미터 수정 및 재계산</w:t>
+      </w:r>
+    </w:p>
+    <w:p>
+      <w:pPr>
+        <w:spacing w:before="80" w:after="80"/>
+      </w:pPr>
+      <w:r>
+        <w:rPr>
+          <w:rFonts w:ascii="맑은 고딕" w:hAnsi="맑은 고딕"/>
+          <w:b w:val="0"/>
+          <w:color w:val="CCCCCC"/>
+          <w:sz w:val="16"/>
+          <w:rFonts w:eastAsia="맑은 고딕"/>
+        </w:rPr>
+        <w:t>──────────────────────────────────────────────────────────</w:t>
+      </w:r>
+    </w:p>
+    <w:p>
+      <w:pPr>
+        <w:spacing w:after="80"/>
+      </w:pPr>
+      <w:r>
+        <w:rPr>
+          <w:rFonts w:ascii="맑은 고딕" w:hAnsi="맑은 고딕"/>
+          <w:b w:val="0"/>
+          <w:sz w:val="21"/>
+          <w:rFonts w:eastAsia="맑은 고딕"/>
+        </w:rPr>
+        <w:t>수정한 파라미터: ① 월 고장 빈도: 5건 → 3건, ② 시간당 생산 손실: 500,000원 → 800,000원</w:t>
+      </w:r>
+    </w:p>
+    <w:p/>
+    <w:p>
+      <w:pPr>
+        <w:spacing w:before="0" w:after="120"/>
+        <w:ind w:left="227"/>
+        <w:shd w:val="clear" w:color="auto" w:fill="1E1E2E"/>
       </w:pPr>
       <w:r>
         <w:rPr>
           <w:rFonts w:ascii="Courier New" w:hAnsi="Courier New"/>
-          <w:color w:val="004499"/>
-          <w:sz w:val="19"/>
+          <w:color w:val="A8FFA8"/>
+          <w:sz w:val="18"/>
         </w:rPr>
-        <w:t>▶ 출력 결과:</w:t>
+        <w:t>[기존 파라미터]</w:t>
         <w:br/>
-        <w:t>[문제 1]</w:t>
+        <w:t xml:space="preserve">  월 고장 빈도=5건, 시간당 손실=500,000원</w:t>
         <w:br/>
-        <w:t xml:space="preserve">  현상: 매월 용접 불량이 15건 발생 (불량률 2.5%)</w:t>
+        <w:t xml:space="preserve">  연간 사후정비 비용: 240.0백만원</w:t>
         <w:br/>
-        <w:t xml:space="preserve">  원인(추정): 전류·전압 변동으로 용접 깊이 불균일</w:t>
-        <w:br/>
-        <w:t xml:space="preserve">  목표: 센서 모니터링 AI로 불량률 1.0% 이하 달성</w:t>
+        <w:t xml:space="preserve">  ROI: 1580.0%</w:t>
         <w:br/>
         <w:br/>
-        <w:t>[문제 2]</w:t>
+        <w:t>[수정 파라미터]</w:t>
         <w:br/>
-        <w:t>...</w:t>
+        <w:t xml:space="preserve">  월 고장 빈도=3건, 시간당 손실=800,000원</w:t>
+        <w:br/>
+        <w:t xml:space="preserve">  연간 사후정비 비용: 187.2백만원</w:t>
+        <w:br/>
+        <w:t xml:space="preserve">  ROI: 1210.4%</w:t>
       </w:r>
     </w:p>
     <w:p>
       <w:pPr>
-        <w:spacing w:before="0" w:after="200"/>
+        <w:spacing w:after="160"/>
+        <w:jc w:val="center"/>
+      </w:pPr>
+      <w:r>
+        <w:drawing>
+          <wp:inline xmlns:a="http://schemas.openxmlformats.org/drawingml/2006/main" xmlns:pic="http://schemas.openxmlformats.org/drawingml/2006/picture">
+            <wp:extent cx="4680000" cy="2028000"/>
+            <wp:docPr id="1" name="Picture 1"/>
+            <wp:cNvGraphicFramePr>
+              <a:graphicFrameLocks noChangeAspect="1"/>
+            </wp:cNvGraphicFramePr>
+            <a:graphic>
+              <a:graphicData uri="http://schemas.openxmlformats.org/drawingml/2006/picture">
+                <pic:pic>
+                  <pic:nvPicPr>
+                    <pic:cNvPr id="0" name="s5_roi.png"/>
+                    <pic:cNvPicPr/>
+                  </pic:nvPicPr>
+                  <pic:blipFill>
+                    <a:blip r:embed="rId9"/>
+                    <a:stretch>
+                      <a:fillRect/>
+                    </a:stretch>
+                  </pic:blipFill>
+                  <pic:spPr>
+                    <a:xfrm>
+                      <a:off x="0" y="0"/>
+                      <a:ext cx="4680000" cy="2028000"/>
+                    </a:xfrm>
+                    <a:prstGeom prst="rect"/>
+                  </pic:spPr>
+                </pic:pic>
+              </a:graphicData>
+            </a:graphic>
+          </wp:inline>
+        </w:drawing>
+      </w:r>
+    </w:p>
+    <w:p>
+      <w:pPr>
+        <w:spacing w:after="200"/>
         <w:ind w:left="170"/>
       </w:pPr>
       <w:r>
@@ -205,274 +481,168 @@
           <w:sz w:val="20"/>
           <w:rFonts w:eastAsia="맑은 고딕"/>
         </w:rPr>
-        <w:t>문제 정의의 핵심은 '수치화'입니다. '불량이 많다'보다 '불량률 2.5%, 목표 1.0%'처럼 현재 수치와 목표 수치를 함께 기재해야 ROI 계산이 가능합니다.</w:t>
+        <w:t>시간당 손실이 크거나 고가 부품 라인일수록 예지보전 ROI가 높아집니다. 자신의 현장 데이터를 대입하면 실제 투자 타당성을 검토할 수 있습니다.</w:t>
       </w:r>
     </w:p>
-    <w:p/>
     <w:p>
       <w:pPr>
-        <w:spacing w:before="240" w:after="80"/>
+        <w:spacing w:before="280" w:after="80"/>
       </w:pPr>
       <w:r>
         <w:rPr>
           <w:rFonts w:ascii="맑은 고딕" w:hAnsi="맑은 고딕"/>
           <w:b/>
-          <w:color w:val="34A853"/>
-          <w:sz w:val="26"/>
+          <w:color w:val="1A73E8"/>
+          <w:sz w:val="34"/>
           <w:rFonts w:eastAsia="맑은 고딕"/>
         </w:rPr>
-        <w:t>과제 B (필수) — ROI 파라미터 2개 수정</w:t>
+        <w:t>📋 과제 C — 3개월 파일럿 계획</w:t>
       </w:r>
     </w:p>
     <w:p>
       <w:pPr>
-        <w:spacing w:before="120" w:after="40"/>
+        <w:spacing w:before="80" w:after="80"/>
       </w:pPr>
       <w:r>
         <w:rPr>
           <w:rFonts w:ascii="맑은 고딕" w:hAnsi="맑은 고딕"/>
-          <w:b/>
-          <w:color w:val="1976D2"/>
-          <w:sz w:val="22"/>
+          <w:b w:val="0"/>
+          <w:color w:val="CCCCCC"/>
+          <w:sz w:val="16"/>
           <w:rFonts w:eastAsia="맑은 고딕"/>
         </w:rPr>
-        <w:t>▶ 모범 코드</w:t>
+        <w:t>──────────────────────────────────────────────────────────</w:t>
       </w:r>
     </w:p>
     <w:p>
       <w:pPr>
-        <w:spacing w:before="40" w:after="120"/>
-        <w:ind w:left="283"/>
-        <w:shd w:val="clear" w:color="auto" w:fill="F3F4F6"/>
-      </w:pPr>
-      <w:r>
-        <w:rPr>
-          <w:rFonts w:ascii="Courier New" w:hAnsi="Courier New"/>
-          <w:sz w:val="19"/>
-        </w:rPr>
-        <w:t># 기존 파라미터 수정</w:t>
-        <w:br/>
-        <w:t>roi_params = {</w:t>
-        <w:br/>
-        <w:t xml:space="preserve">    'failure_per_month': 3,       # 기존 5 → 3으로 (내 현장 기준)</w:t>
-        <w:br/>
-        <w:t xml:space="preserve">    'loss_per_hour': 800_000,     # 기존 500,000 → 800,000 (고가 부품 라인)</w:t>
-        <w:br/>
-        <w:t xml:space="preserve">    'repair_cost_per_event': 2_000_000,</w:t>
-        <w:br/>
-        <w:t xml:space="preserve">    'predictive_cost_annual': 10_000_000,</w:t>
-        <w:br/>
-        <w:t xml:space="preserve">    'downtime_hours_per_failure': 4,</w:t>
-        <w:br/>
-        <w:t>}</w:t>
-        <w:br/>
-        <w:t>roi = calculate_roi(**roi_params)</w:t>
-        <w:br/>
-        <w:t>print(f'수정 후 연간 절감액: {roi["annual_savings"]:,.0f}원')</w:t>
-        <w:br/>
-        <w:t>print(f'수정 후 ROI: {roi["roi_pct"]:.1f}%')</w:t>
-      </w:r>
-    </w:p>
-    <w:p>
-      <w:pPr>
-        <w:spacing w:before="120" w:after="40"/>
+        <w:spacing w:before="200" w:after="60"/>
       </w:pPr>
       <w:r>
         <w:rPr>
           <w:rFonts w:ascii="맑은 고딕" w:hAnsi="맑은 고딕"/>
           <w:b/>
           <w:color w:val="0D652D"/>
-          <w:sz w:val="22"/>
+          <w:sz w:val="26"/>
           <w:rFonts w:eastAsia="맑은 고딕"/>
         </w:rPr>
-        <w:t>▶ 예상 출력</w:t>
+        <w:t>1개월차</w:t>
       </w:r>
     </w:p>
     <w:p>
       <w:pPr>
-        <w:spacing w:before="40" w:after="160"/>
-        <w:ind w:left="283"/>
-        <w:shd w:val="clear" w:color="auto" w:fill="EBF3FF"/>
+        <w:spacing w:after="80"/>
       </w:pPr>
       <w:r>
         <w:rPr>
-          <w:rFonts w:ascii="Courier New" w:hAnsi="Courier New"/>
-          <w:color w:val="004499"/>
-          <w:sz w:val="19"/>
+          <w:rFonts w:ascii="맑은 고딕" w:hAnsi="맑은 고딕"/>
+          <w:b w:val="0"/>
+          <w:sz w:val="21"/>
+          <w:rFonts w:eastAsia="맑은 고딕"/>
         </w:rPr>
-        <w:t>▶ 출력 결과:</w:t>
-        <w:br/>
-        <w:t>수정 후 연간 절감액: 22,560,000원</w:t>
-        <w:br/>
-        <w:t>수정 후 ROI: 225.6%</w:t>
-        <w:br/>
-        <w:t>(기존 대비 시간당 손실 증가로 ROI 상승)</w:t>
+        <w:t>① 용접 공정 센서 데이터 수집 (전류·전압·속도)</w:t>
       </w:r>
     </w:p>
     <w:p>
       <w:pPr>
-        <w:spacing w:before="0" w:after="200"/>
-        <w:ind w:left="170"/>
+        <w:spacing w:after="80"/>
       </w:pPr>
       <w:r>
         <w:rPr>
           <w:rFonts w:ascii="맑은 고딕" w:hAnsi="맑은 고딕"/>
-          <w:b/>
-          <w:color w:val="E67900"/>
-          <w:sz w:val="20"/>
+          <w:b w:val="0"/>
+          <w:sz w:val="21"/>
           <w:rFonts w:eastAsia="맑은 고딕"/>
         </w:rPr>
-        <w:t xml:space="preserve">💡 해설: </w:t>
-      </w:r>
-      <w:r>
-        <w:rPr>
-          <w:rFonts w:ascii="맑은 고딕" w:hAnsi="맑은 고딕"/>
-          <w:b w:val="0"/>
-          <w:color w:val="444444"/>
-          <w:sz w:val="20"/>
-          <w:rFonts w:eastAsia="맑은 고딕"/>
-        </w:rPr>
-        <w:t>시간당 생산 손실이 클수록 예지보전의 ROI가 높아집니다. 자신의 현장 데이터를 입력하면 실제 투자 타당성 검토가 가능합니다.</w:t>
-      </w:r>
-    </w:p>
-    <w:p/>
-    <w:p>
-      <w:pPr>
-        <w:spacing w:before="240" w:after="80"/>
-      </w:pPr>
-      <w:r>
-        <w:rPr>
-          <w:rFonts w:ascii="맑은 고딕" w:hAnsi="맑은 고딕"/>
-          <w:b/>
-          <w:color w:val="34A853"/>
-          <w:sz w:val="26"/>
-          <w:rFonts w:eastAsia="맑은 고딕"/>
-        </w:rPr>
-        <w:t>과제 C (심화) — 3개월 파일럿 계획</w:t>
+        <w:t>② 현장 작업자 인터뷰 및 불량 패턴 파악</w:t>
       </w:r>
     </w:p>
     <w:p>
       <w:pPr>
-        <w:spacing w:before="120" w:after="40"/>
-      </w:pPr>
-      <w:r>
-        <w:rPr>
-          <w:rFonts w:ascii="맑은 고딕" w:hAnsi="맑은 고딕"/>
-          <w:b/>
-          <w:color w:val="1976D2"/>
-          <w:sz w:val="22"/>
-          <w:rFonts w:eastAsia="맑은 고딕"/>
-        </w:rPr>
-        <w:t>▶ 모범 코드</w:t>
-      </w:r>
-    </w:p>
-    <w:p>
-      <w:pPr>
-        <w:spacing w:before="40" w:after="120"/>
-        <w:ind w:left="283"/>
-        <w:shd w:val="clear" w:color="auto" w:fill="F3F4F6"/>
-      </w:pPr>
-      <w:r>
-        <w:rPr>
-          <w:rFonts w:ascii="Courier New" w:hAnsi="Courier New"/>
-          <w:sz w:val="19"/>
-        </w:rPr>
-        <w:t>pilot_plan = {</w:t>
-        <w:br/>
-        <w:t xml:space="preserve">    '1개월차': ['용접 공정 센서 데이터 수집 시작 (전류·전압·속도)', '현장 작업자 인터뷰 및 불량 패턴 파악'],</w:t>
-        <w:br/>
-        <w:t xml:space="preserve">    '2개월차': ['이상 탐지 모델 학습 (Isolation Forest)', '정확도 검증 및 임계값 조정'],</w:t>
-        <w:br/>
-        <w:t xml:space="preserve">    '3개월차': ['파일럿 결과 리포트 작성 (ROI 검증)', '본사업 확산 여부 의사결정 준비'],</w:t>
-        <w:br/>
-        <w:t>}</w:t>
-        <w:br/>
-        <w:t>for month, tasks in pilot_plan.items():</w:t>
-        <w:br/>
-        <w:t xml:space="preserve">    print(f'\n{month}:')</w:t>
-        <w:br/>
-        <w:t xml:space="preserve">    for t in tasks:</w:t>
-        <w:br/>
-        <w:t xml:space="preserve">        print(f'  - {t}')</w:t>
-      </w:r>
-    </w:p>
-    <w:p>
-      <w:pPr>
-        <w:spacing w:before="120" w:after="40"/>
+        <w:spacing w:before="200" w:after="60"/>
       </w:pPr>
       <w:r>
         <w:rPr>
           <w:rFonts w:ascii="맑은 고딕" w:hAnsi="맑은 고딕"/>
           <w:b/>
           <w:color w:val="0D652D"/>
-          <w:sz w:val="22"/>
+          <w:sz w:val="26"/>
           <w:rFonts w:eastAsia="맑은 고딕"/>
         </w:rPr>
-        <w:t>▶ 예상 출력</w:t>
+        <w:t>2개월차</w:t>
       </w:r>
     </w:p>
     <w:p>
       <w:pPr>
-        <w:spacing w:before="40" w:after="160"/>
-        <w:ind w:left="283"/>
-        <w:shd w:val="clear" w:color="auto" w:fill="EBF3FF"/>
+        <w:spacing w:after="80"/>
       </w:pPr>
       <w:r>
         <w:rPr>
-          <w:rFonts w:ascii="Courier New" w:hAnsi="Courier New"/>
-          <w:color w:val="004499"/>
-          <w:sz w:val="19"/>
+          <w:rFonts w:ascii="맑은 고딕" w:hAnsi="맑은 고딕"/>
+          <w:b w:val="0"/>
+          <w:sz w:val="21"/>
+          <w:rFonts w:eastAsia="맑은 고딕"/>
         </w:rPr>
-        <w:t>▶ 출력 결과:</w:t>
-        <w:br/>
-        <w:t>1개월차:</w:t>
-        <w:br/>
-        <w:t xml:space="preserve">  - 용접 공정 센서 데이터 수집 시작 (전류·전압·속도)</w:t>
-        <w:br/>
-        <w:t xml:space="preserve">  - 현장 작업자 인터뷰 및 불량 패턴 파악</w:t>
-        <w:br/>
-        <w:br/>
-        <w:t>2개월차:</w:t>
-        <w:br/>
-        <w:t xml:space="preserve">  - 이상 탐지 모델 학습 (Isolation Forest)</w:t>
-        <w:br/>
-        <w:t xml:space="preserve">  - 정확도 검증 및 임계값 조정</w:t>
-        <w:br/>
-        <w:br/>
-        <w:t>3개월차:</w:t>
-        <w:br/>
-        <w:t xml:space="preserve">  - 파일럿 결과 리포트 작성 (ROI 검증)</w:t>
-        <w:br/>
-        <w:t xml:space="preserve">  - 본사업 확산 여부 의사결정 준비</w:t>
+        <w:t>① 이상 탐지 모델 학습 (Isolation Forest)</w:t>
       </w:r>
     </w:p>
     <w:p>
       <w:pPr>
-        <w:spacing w:before="0" w:after="200"/>
-        <w:ind w:left="170"/>
+        <w:spacing w:after="80"/>
+      </w:pPr>
+      <w:r>
+        <w:rPr>
+          <w:rFonts w:ascii="맑은 고딕" w:hAnsi="맑은 고딕"/>
+          <w:b w:val="0"/>
+          <w:sz w:val="21"/>
+          <w:rFonts w:eastAsia="맑은 고딕"/>
+        </w:rPr>
+        <w:t>② 정확도 검증 및 임계값 조정</w:t>
+      </w:r>
+    </w:p>
+    <w:p>
+      <w:pPr>
+        <w:spacing w:before="200" w:after="60"/>
       </w:pPr>
       <w:r>
         <w:rPr>
           <w:rFonts w:ascii="맑은 고딕" w:hAnsi="맑은 고딕"/>
           <w:b/>
-          <w:color w:val="E67900"/>
-          <w:sz w:val="20"/>
+          <w:color w:val="0D652D"/>
+          <w:sz w:val="26"/>
           <w:rFonts w:eastAsia="맑은 고딕"/>
         </w:rPr>
-        <w:t xml:space="preserve">💡 해설: </w:t>
+        <w:t>3개월차</w:t>
       </w:r>
+    </w:p>
+    <w:p>
+      <w:pPr>
+        <w:spacing w:after="80"/>
+      </w:pPr>
       <w:r>
         <w:rPr>
           <w:rFonts w:ascii="맑은 고딕" w:hAnsi="맑은 고딕"/>
           <w:b w:val="0"/>
-          <w:color w:val="444444"/>
-          <w:sz w:val="20"/>
+          <w:sz w:val="21"/>
           <w:rFonts w:eastAsia="맑은 고딕"/>
         </w:rPr>
-        <w:t>파일럿의 3단계: ① 데이터 수집/이해, ② 모델 개발/검증, ③ 결과 정리/의사결정. 3개월은 최소 단위이며, 데이터 품질 이슈가 있으면 1단계가 더 오래 걸릴 수 있습니다.</w:t>
+        <w:t>① 파일럿 결과 리포트 (ROI 검증)</w:t>
       </w:r>
     </w:p>
-    <w:p/>
+    <w:p>
+      <w:pPr>
+        <w:spacing w:after="80"/>
+      </w:pPr>
+      <w:r>
+        <w:rPr>
+          <w:rFonts w:ascii="맑은 고딕" w:hAnsi="맑은 고딕"/>
+          <w:b w:val="0"/>
+          <w:sz w:val="21"/>
+          <w:rFonts w:eastAsia="맑은 고딕"/>
+        </w:rPr>
+        <w:t>② 본사업 확산 의사결정 준비</w:t>
+      </w:r>
+    </w:p>
     <w:sectPr>
       <w:pgSz w:w="12240" w:h="15840"/>
       <w:pgMar w:top="1134" w:right="1417" w:bottom="1134" w:left="1417" w:header="720" w:footer="720" w:gutter="0"/>
